--- a/additional/optional-day-control-plane-and-war-room/lab-26-capstone.docx
+++ b/additional/optional-day-control-plane-and-war-room/lab-26-capstone.docx
@@ -2,14 +2,6 @@
 <file path=word/document.xml><?xml version="1.0" encoding="utf-8"?>
 <w:document xmlns:w="http://schemas.openxmlformats.org/wordprocessingml/2006/main" xmlns:m="http://schemas.openxmlformats.org/officeDocument/2006/math" xmlns:r="http://schemas.openxmlformats.org/officeDocument/2006/relationships" xmlns:o="urn:schemas-microsoft-com:office:office" xmlns:v="urn:schemas-microsoft-com:vml" xmlns:w10="urn:schemas-microsoft-com:office:word" xmlns:a="http://schemas.openxmlformats.org/drawingml/2006/main" xmlns:pic="http://schemas.openxmlformats.org/drawingml/2006/picture" xmlns:wp="http://schemas.openxmlformats.org/drawingml/2006/wordprocessingDrawing">
   <w:body>
-    <w:p>
-      <w:pPr>
-        <w:pStyle w:val="Title"/>
-      </w:pPr>
-      <w:r>
-        <w:t xml:space="preserve">Lab 26 — Capstone: Production War-Room (Six Fault Domains)</w:t>
-      </w:r>
-    </w:p>
     <w:p>
       <w:pPr>
         <w:pStyle w:val="Author"/>
@@ -815,7 +807,7 @@
       </w:r>
     </w:p>
     <w:bookmarkEnd w:id="13"/>
-    <w:bookmarkStart w:id="14" w:name="step-1--triage-15-min"/>
+    <w:bookmarkStart w:id="20" w:name="step-1--triage-15-min"/>
     <w:p>
       <w:pPr>
         <w:pStyle w:val="Heading2"/>
@@ -1090,6 +1082,100 @@
       </w:r>
       <w:r>
         <w:t xml:space="preserve">show you three of the six faults. Two of them have no Pod at all, and one is a cluster-level condition with no object in this namespace. A triage that only lists unhealthy Pods will miss half of this incident.</w:t>
+      </w:r>
+    </w:p>
+    <w:p>
+      <w:pPr>
+        <w:pStyle w:val="BodyText"/>
+      </w:pPr>
+      <w:r>
+        <w:drawing>
+          <wp:inline>
+            <wp:extent cx="5943600" cy="1180615"/>
+            <wp:effectExtent b="0" l="0" r="0" t="0"/>
+            <wp:docPr descr="Triage by Pod alone: catalog, reporter and shopper Running, two checkout Pods Pending — three of the six faults are invisible here" title="" id="15" name="Picture"/>
+            <a:graphic>
+              <a:graphicData uri="http://schemas.openxmlformats.org/drawingml/2006/picture">
+                <pic:pic>
+                  <pic:nvPicPr>
+                    <pic:cNvPr descr="../../artifacts/lab-26/screenshots/01-triage-pods.png" id="16" name="Picture"/>
+                    <pic:cNvPicPr>
+                      <a:picLocks noChangeArrowheads="1" noChangeAspect="1"/>
+                    </pic:cNvPicPr>
+                  </pic:nvPicPr>
+                  <pic:blipFill>
+                    <a:blip r:embed="rId14"/>
+                    <a:stretch>
+                      <a:fillRect/>
+                    </a:stretch>
+                  </pic:blipFill>
+                  <pic:spPr bwMode="auto">
+                    <a:xfrm>
+                      <a:off x="0" y="0"/>
+                      <a:ext cx="5943600" cy="1180615"/>
+                    </a:xfrm>
+                    <a:prstGeom prst="rect">
+                      <a:avLst/>
+                    </a:prstGeom>
+                    <a:noFill/>
+                    <a:ln w="9525">
+                      <a:noFill/>
+                      <a:headEnd/>
+                      <a:tailEnd/>
+                    </a:ln>
+                  </pic:spPr>
+                </pic:pic>
+              </a:graphicData>
+            </a:graphic>
+          </wp:inline>
+        </w:drawing>
+      </w:r>
+    </w:p>
+    <w:p>
+      <w:pPr>
+        <w:pStyle w:val="BodyText"/>
+      </w:pPr>
+      <w:r>
+        <w:drawing>
+          <wp:inline>
+            <wp:extent cx="5943600" cy="1261664"/>
+            <wp:effectExtent b="0" l="0" r="0" t="0"/>
+            <wp:docPr descr="The same cluster beyond Pods: checkout stuck at 0/2, a Job reporting Suspended, and a Kueue Workload that was never admitted" title="" id="18" name="Picture"/>
+            <a:graphic>
+              <a:graphicData uri="http://schemas.openxmlformats.org/drawingml/2006/picture">
+                <pic:pic>
+                  <pic:nvPicPr>
+                    <pic:cNvPr descr="../../artifacts/lab-26/screenshots/02-triage-beyond-pods.png" id="19" name="Picture"/>
+                    <pic:cNvPicPr>
+                      <a:picLocks noChangeArrowheads="1" noChangeAspect="1"/>
+                    </pic:cNvPicPr>
+                  </pic:nvPicPr>
+                  <pic:blipFill>
+                    <a:blip r:embed="rId17"/>
+                    <a:stretch>
+                      <a:fillRect/>
+                    </a:stretch>
+                  </pic:blipFill>
+                  <pic:spPr bwMode="auto">
+                    <a:xfrm>
+                      <a:off x="0" y="0"/>
+                      <a:ext cx="5943600" cy="1261664"/>
+                    </a:xfrm>
+                    <a:prstGeom prst="rect">
+                      <a:avLst/>
+                    </a:prstGeom>
+                    <a:noFill/>
+                    <a:ln w="9525">
+                      <a:noFill/>
+                      <a:headEnd/>
+                      <a:tailEnd/>
+                    </a:ln>
+                  </pic:spPr>
+                </pic:pic>
+              </a:graphicData>
+            </a:graphic>
+          </wp:inline>
+        </w:drawing>
       </w:r>
     </w:p>
     <w:p>
@@ -1141,8 +1227,8 @@
         </w:pict>
       </w:r>
     </w:p>
-    <w:bookmarkEnd w:id="14"/>
-    <w:bookmarkStart w:id="15" w:name="X7d5102ff48fcea6076440ea0dca527f6e42cccc"/>
+    <w:bookmarkEnd w:id="20"/>
+    <w:bookmarkStart w:id="24" w:name="X7d5102ff48fcea6076440ea0dca527f6e42cccc"/>
     <w:p>
       <w:pPr>
         <w:pStyle w:val="Heading2"/>
@@ -1896,7 +1982,28 @@
               <w:pStyle w:val="Compact"/>
             </w:pPr>
             <w:r>
-              <w:t xml:space="preserve">before</w:t>
+              <w:t xml:space="preserve">after</w:t>
+            </w:r>
+            <w:r>
+              <w:t xml:space="preserve"> </w:t>
+            </w:r>
+            <w:r>
+              <w:rPr>
+                <w:rStyle w:val="VerbatimChar"/>
+              </w:rPr>
+              <w:t xml:space="preserve">compact</w:t>
+            </w:r>
+            <w:r>
+              <w:t xml:space="preserve">, before</w:t>
+            </w:r>
+            <w:r>
+              <w:t xml:space="preserve"> </w:t>
+            </w:r>
+            <w:r>
+              <w:rPr>
+                <w:rStyle w:val="VerbatimChar"/>
+              </w:rPr>
+              <w:t xml:space="preserve">defrag</w:t>
             </w:r>
           </w:p>
         </w:tc>
@@ -1907,7 +2014,7 @@
               <w:pStyle w:val="Compact"/>
             </w:pPr>
             <w:r>
-              <w:t xml:space="preserve">5.8 MB</w:t>
+              <w:t xml:space="preserve">4.6 MB</w:t>
             </w:r>
           </w:p>
         </w:tc>
@@ -1918,7 +2025,7 @@
               <w:pStyle w:val="Compact"/>
             </w:pPr>
             <w:r>
-              <w:t xml:space="preserve">2.8 MB</w:t>
+              <w:t xml:space="preserve">1.5 MB</w:t>
             </w:r>
           </w:p>
         </w:tc>
@@ -1933,7 +2040,7 @@
                 <w:b/>
                 <w:bCs/>
               </w:rPr>
-              <w:t xml:space="preserve">53%</w:t>
+              <w:t xml:space="preserve">67%</w:t>
             </w:r>
           </w:p>
         </w:tc>
@@ -1948,6 +2055,15 @@
             <w:r>
               <w:t xml:space="preserve">after</w:t>
             </w:r>
+            <w:r>
+              <w:t xml:space="preserve"> </w:t>
+            </w:r>
+            <w:r>
+              <w:rPr>
+                <w:rStyle w:val="VerbatimChar"/>
+              </w:rPr>
+              <w:t xml:space="preserve">defrag</w:t>
+            </w:r>
           </w:p>
         </w:tc>
         <w:tc>
@@ -2008,10 +2124,213 @@
           <w:b/>
           <w:bCs/>
         </w:rPr>
-        <w:t xml:space="preserve">16.5 ms</w:t>
-      </w:r>
-      <w:r>
-        <w:t xml:space="preserve">.</w:t>
+        <w:t xml:space="preserve">29.85 ms</w:t>
+      </w:r>
+      <w:r>
+        <w:t xml:space="preserve">. (An earlier reference run measured 5.8 MB → 1.4 MB, 53% → 1%, in 16.5 ms;</w:t>
+      </w:r>
+      <w:r>
+        <w:t xml:space="preserve"> </w:t>
+      </w:r>
+      <w:r>
+        <w:t xml:space="preserve">the exact figures depend on how much churn the seeder has accumulated.)</w:t>
+      </w:r>
+    </w:p>
+    <w:p>
+      <w:pPr>
+        <w:pStyle w:val="BlockText"/>
+      </w:pPr>
+      <w:r>
+        <w:t xml:space="preserve">⚠️</w:t>
+      </w:r>
+      <w:r>
+        <w:t xml:space="preserve"> </w:t>
+      </w:r>
+      <w:r>
+        <w:rPr>
+          <w:b/>
+          <w:bCs/>
+        </w:rPr>
+        <w:t xml:space="preserve">Gotcha — run</w:t>
+      </w:r>
+      <w:r>
+        <w:rPr>
+          <w:b/>
+          <w:bCs/>
+        </w:rPr>
+        <w:t xml:space="preserve"> </w:t>
+      </w:r>
+      <w:r>
+        <w:rPr>
+          <w:rStyle w:val="VerbatimChar"/>
+          <w:b/>
+          <w:bCs/>
+        </w:rPr>
+        <w:t xml:space="preserve">compact</w:t>
+      </w:r>
+      <w:r>
+        <w:rPr>
+          <w:b/>
+          <w:bCs/>
+        </w:rPr>
+        <w:t xml:space="preserve"> </w:t>
+      </w:r>
+      <w:r>
+        <w:rPr>
+          <w:b/>
+          <w:bCs/>
+        </w:rPr>
+        <w:t xml:space="preserve">first or</w:t>
+      </w:r>
+      <w:r>
+        <w:rPr>
+          <w:b/>
+          <w:bCs/>
+        </w:rPr>
+        <w:t xml:space="preserve"> </w:t>
+      </w:r>
+      <w:r>
+        <w:rPr>
+          <w:rStyle w:val="VerbatimChar"/>
+          <w:b/>
+          <w:bCs/>
+        </w:rPr>
+        <w:t xml:space="preserve">defrag</w:t>
+      </w:r>
+      <w:r>
+        <w:rPr>
+          <w:b/>
+          <w:bCs/>
+        </w:rPr>
+        <w:t xml:space="preserve"> </w:t>
+      </w:r>
+      <w:r>
+        <w:rPr>
+          <w:b/>
+          <w:bCs/>
+        </w:rPr>
+        <w:t xml:space="preserve">looks like it did nothing.</w:t>
+      </w:r>
+      <w:r>
+        <w:t xml:space="preserve"> </w:t>
+      </w:r>
+      <w:r>
+        <w:t xml:space="preserve">Straight after seeding,</w:t>
+      </w:r>
+      <w:r>
+        <w:t xml:space="preserve"> </w:t>
+      </w:r>
+      <w:r>
+        <w:rPr>
+          <w:rStyle w:val="VerbatimChar"/>
+        </w:rPr>
+        <w:t xml:space="preserve">endpoint status</w:t>
+      </w:r>
+      <w:r>
+        <w:t xml:space="preserve"> </w:t>
+      </w:r>
+      <w:r>
+        <w:t xml:space="preserve">reports close to</w:t>
+      </w:r>
+      <w:r>
+        <w:t xml:space="preserve"> </w:t>
+      </w:r>
+      <w:r>
+        <w:rPr>
+          <w:b/>
+          <w:bCs/>
+        </w:rPr>
+        <w:t xml:space="preserve">0% not in use</w:t>
+      </w:r>
+      <w:r>
+        <w:t xml:space="preserve">: the deleted ConfigMaps are still held as</w:t>
+      </w:r>
+      <w:r>
+        <w:t xml:space="preserve"> </w:t>
+      </w:r>
+      <w:r>
+        <w:t xml:space="preserve">retained revisions, so they count as</w:t>
+      </w:r>
+      <w:r>
+        <w:t xml:space="preserve"> </w:t>
+      </w:r>
+      <w:r>
+        <w:rPr>
+          <w:i/>
+          <w:iCs/>
+        </w:rPr>
+        <w:t xml:space="preserve">in use</w:t>
+      </w:r>
+      <w:r>
+        <w:t xml:space="preserve">. Compaction is what turns them into free pages —</w:t>
+      </w:r>
+      <w:r>
+        <w:t xml:space="preserve"> </w:t>
+      </w:r>
+      <w:r>
+        <w:t xml:space="preserve">only then does the 67% appear for</w:t>
+      </w:r>
+      <w:r>
+        <w:t xml:space="preserve"> </w:t>
+      </w:r>
+      <w:r>
+        <w:rPr>
+          <w:rStyle w:val="VerbatimChar"/>
+        </w:rPr>
+        <w:t xml:space="preserve">defrag</w:t>
+      </w:r>
+      <w:r>
+        <w:t xml:space="preserve"> </w:t>
+      </w:r>
+      <w:r>
+        <w:t xml:space="preserve">to reclaim.</w:t>
+      </w:r>
+    </w:p>
+    <w:p>
+      <w:pPr>
+        <w:pStyle w:val="FirstParagraph"/>
+      </w:pPr>
+      <w:r>
+        <w:drawing>
+          <wp:inline>
+            <wp:extent cx="5943600" cy="1261664"/>
+            <wp:effectExtent b="0" l="0" r="0" t="0"/>
+            <wp:docPr descr="Compaction exposes the dead space and defrag reclaims it: 4.6 MB with 67% unused becomes 1.4 MB with 1%, in 29.85 ms" title="" id="22" name="Picture"/>
+            <a:graphic>
+              <a:graphicData uri="http://schemas.openxmlformats.org/drawingml/2006/picture">
+                <pic:pic>
+                  <pic:nvPicPr>
+                    <pic:cNvPr descr="../../artifacts/lab-26/screenshots/03-etcd-compact-and-defrag.png" id="23" name="Picture"/>
+                    <pic:cNvPicPr>
+                      <a:picLocks noChangeArrowheads="1" noChangeAspect="1"/>
+                    </pic:cNvPicPr>
+                  </pic:nvPicPr>
+                  <pic:blipFill>
+                    <a:blip r:embed="rId21"/>
+                    <a:stretch>
+                      <a:fillRect/>
+                    </a:stretch>
+                  </pic:blipFill>
+                  <pic:spPr bwMode="auto">
+                    <a:xfrm>
+                      <a:off x="0" y="0"/>
+                      <a:ext cx="5943600" cy="1261664"/>
+                    </a:xfrm>
+                    <a:prstGeom prst="rect">
+                      <a:avLst/>
+                    </a:prstGeom>
+                    <a:noFill/>
+                    <a:ln w="9525">
+                      <a:noFill/>
+                      <a:headEnd/>
+                      <a:tailEnd/>
+                    </a:ln>
+                  </pic:spPr>
+                </pic:pic>
+              </a:graphicData>
+            </a:graphic>
+          </wp:inline>
+        </w:drawing>
       </w:r>
     </w:p>
     <w:p>
@@ -2148,8 +2467,8 @@
         </w:pict>
       </w:r>
     </w:p>
-    <w:bookmarkEnd w:id="15"/>
-    <w:bookmarkStart w:id="16" w:name="Xeb7bb90237edde4c8094253db6b2a4770bba268"/>
+    <w:bookmarkEnd w:id="24"/>
+    <w:bookmarkStart w:id="31" w:name="Xeb7bb90237edde4c8094253db6b2a4770bba268"/>
     <w:p>
       <w:pPr>
         <w:pStyle w:val="Heading2"/>
@@ -2515,6 +2834,100 @@
       </w:r>
       <w:r>
         <w:t xml:space="preserve">— so anything beyond a single in-flight request is refused immediately rather than queued. The client is not misbehaving; the lane was built too narrow.</w:t>
+      </w:r>
+    </w:p>
+    <w:p>
+      <w:pPr>
+        <w:pStyle w:val="BodyText"/>
+      </w:pPr>
+      <w:r>
+        <w:drawing>
+          <wp:inline>
+            <wp:extent cx="5943600" cy="2234253"/>
+            <wp:effectExtent b="0" l="0" r="0" t="0"/>
+            <wp:docPr descr="The reporter logging 429s, and the priority-level dump showing 47,251 rejected against 22,187 dispatched for this one flow" title="" id="26" name="Picture"/>
+            <a:graphic>
+              <a:graphicData uri="http://schemas.openxmlformats.org/drawingml/2006/picture">
+                <pic:pic>
+                  <pic:nvPicPr>
+                    <pic:cNvPr descr="../../artifacts/lab-26/screenshots/04-apf-rejecting-one-flow.png" id="27" name="Picture"/>
+                    <pic:cNvPicPr>
+                      <a:picLocks noChangeArrowheads="1" noChangeAspect="1"/>
+                    </pic:cNvPicPr>
+                  </pic:nvPicPr>
+                  <pic:blipFill>
+                    <a:blip r:embed="rId25"/>
+                    <a:stretch>
+                      <a:fillRect/>
+                    </a:stretch>
+                  </pic:blipFill>
+                  <pic:spPr bwMode="auto">
+                    <a:xfrm>
+                      <a:off x="0" y="0"/>
+                      <a:ext cx="5943600" cy="2234253"/>
+                    </a:xfrm>
+                    <a:prstGeom prst="rect">
+                      <a:avLst/>
+                    </a:prstGeom>
+                    <a:noFill/>
+                    <a:ln w="9525">
+                      <a:noFill/>
+                      <a:headEnd/>
+                      <a:tailEnd/>
+                    </a:ln>
+                  </pic:spPr>
+                </pic:pic>
+              </a:graphicData>
+            </a:graphic>
+          </wp:inline>
+        </w:drawing>
+      </w:r>
+    </w:p>
+    <w:p>
+      <w:pPr>
+        <w:pStyle w:val="BodyText"/>
+      </w:pPr>
+      <w:r>
+        <w:drawing>
+          <wp:inline>
+            <wp:extent cx="5943600" cy="694320"/>
+            <wp:effectExtent b="0" l="0" r="0" t="0"/>
+            <wp:docPr descr="The cause: the flow routes to a priority level with shares=1 and limitResponse=Reject" title="" id="29" name="Picture"/>
+            <a:graphic>
+              <a:graphicData uri="http://schemas.openxmlformats.org/drawingml/2006/picture">
+                <pic:pic>
+                  <pic:nvPicPr>
+                    <pic:cNvPr descr="../../artifacts/lab-26/screenshots/05-the-lane-is-one-share-reject.png" id="30" name="Picture"/>
+                    <pic:cNvPicPr>
+                      <a:picLocks noChangeArrowheads="1" noChangeAspect="1"/>
+                    </pic:cNvPicPr>
+                  </pic:nvPicPr>
+                  <pic:blipFill>
+                    <a:blip r:embed="rId28"/>
+                    <a:stretch>
+                      <a:fillRect/>
+                    </a:stretch>
+                  </pic:blipFill>
+                  <pic:spPr bwMode="auto">
+                    <a:xfrm>
+                      <a:off x="0" y="0"/>
+                      <a:ext cx="5943600" cy="694320"/>
+                    </a:xfrm>
+                    <a:prstGeom prst="rect">
+                      <a:avLst/>
+                    </a:prstGeom>
+                    <a:noFill/>
+                    <a:ln w="9525">
+                      <a:noFill/>
+                      <a:headEnd/>
+                      <a:tailEnd/>
+                    </a:ln>
+                  </pic:spPr>
+                </pic:pic>
+              </a:graphicData>
+            </a:graphic>
+          </wp:inline>
+        </w:drawing>
       </w:r>
     </w:p>
     <w:p>
@@ -2609,8 +3022,8 @@
         </w:pict>
       </w:r>
     </w:p>
-    <w:bookmarkEnd w:id="16"/>
-    <w:bookmarkStart w:id="17" w:name="X2d9d38c401e50d5d4419d80dc9c518df3535f44"/>
+    <w:bookmarkEnd w:id="31"/>
+    <w:bookmarkStart w:id="35" w:name="X2d9d38c401e50d5d4419d80dc9c518df3535f44"/>
     <w:p>
       <w:pPr>
         <w:pStyle w:val="Heading2"/>
@@ -2826,6 +3239,53 @@
       </w:r>
       <w:r>
         <w:t xml:space="preserve">accepted — but a finalizer is still present and no controller exists to clear it. The API server will not remove the object until that list is empty. It will sit there forever.</w:t>
+      </w:r>
+    </w:p>
+    <w:p>
+      <w:pPr>
+        <w:pStyle w:val="BodyText"/>
+      </w:pPr>
+      <w:r>
+        <w:drawing>
+          <wp:inline>
+            <wp:extent cx="5943600" cy="937467"/>
+            <wp:effectExtent b="0" l="0" r="0" t="0"/>
+            <wp:docPr descr="The ledger still listed, carrying a deletionTimestamp and an unclearable finance.shop.io/archive-before-delete finalizer" title="" id="33" name="Picture"/>
+            <a:graphic>
+              <a:graphicData uri="http://schemas.openxmlformats.org/drawingml/2006/picture">
+                <pic:pic>
+                  <pic:nvPicPr>
+                    <pic:cNvPr descr="../../artifacts/lab-26/screenshots/06-delete-blocked-by-finalizer.png" id="34" name="Picture"/>
+                    <pic:cNvPicPr>
+                      <a:picLocks noChangeArrowheads="1" noChangeAspect="1"/>
+                    </pic:cNvPicPr>
+                  </pic:nvPicPr>
+                  <pic:blipFill>
+                    <a:blip r:embed="rId32"/>
+                    <a:stretch>
+                      <a:fillRect/>
+                    </a:stretch>
+                  </pic:blipFill>
+                  <pic:spPr bwMode="auto">
+                    <a:xfrm>
+                      <a:off x="0" y="0"/>
+                      <a:ext cx="5943600" cy="937467"/>
+                    </a:xfrm>
+                    <a:prstGeom prst="rect">
+                      <a:avLst/>
+                    </a:prstGeom>
+                    <a:noFill/>
+                    <a:ln w="9525">
+                      <a:noFill/>
+                      <a:headEnd/>
+                      <a:tailEnd/>
+                    </a:ln>
+                  </pic:spPr>
+                </pic:pic>
+              </a:graphicData>
+            </a:graphic>
+          </wp:inline>
+        </w:drawing>
       </w:r>
     </w:p>
     <w:p>
@@ -2979,8 +3439,8 @@
         </w:pict>
       </w:r>
     </w:p>
-    <w:bookmarkEnd w:id="17"/>
-    <w:bookmarkStart w:id="18" w:name="Xf0045c2b93e384ca1ada38641a51365d7ad27d4"/>
+    <w:bookmarkEnd w:id="35"/>
+    <w:bookmarkStart w:id="39" w:name="Xf0045c2b93e384ca1ada38641a51365d7ad27d4"/>
     <w:p>
       <w:pPr>
         <w:pStyle w:val="Heading2"/>
@@ -3259,6 +3719,53 @@
       </w:r>
       <w:r>
         <w:t xml:space="preserve">The Deployment pins itself to a storage tier that no node carries — a label left behind after hardware was decommissioned. The old ReplicaSet is still serving, which is why nobody noticed until the rollout stalled.</w:t>
+      </w:r>
+    </w:p>
+    <w:p>
+      <w:pPr>
+        <w:pStyle w:val="BodyText"/>
+      </w:pPr>
+      <w:r>
+        <w:drawing>
+          <wp:inline>
+            <wp:extent cx="5943600" cy="937467"/>
+            <wp:effectExtent b="0" l="0" r="0" t="0"/>
+            <wp:docPr descr="FailedScheduling naming two separate causes, no node carrying disktype=nvme-tier0, and the nodeSelector that demands it" title="" id="37" name="Picture"/>
+            <a:graphic>
+              <a:graphicData uri="http://schemas.openxmlformats.org/drawingml/2006/picture">
+                <pic:pic>
+                  <pic:nvPicPr>
+                    <pic:cNvPr descr="../../artifacts/lab-26/screenshots/07-checkout-selector-matches-no-node.png" id="38" name="Picture"/>
+                    <pic:cNvPicPr>
+                      <a:picLocks noChangeArrowheads="1" noChangeAspect="1"/>
+                    </pic:cNvPicPr>
+                  </pic:nvPicPr>
+                  <pic:blipFill>
+                    <a:blip r:embed="rId36"/>
+                    <a:stretch>
+                      <a:fillRect/>
+                    </a:stretch>
+                  </pic:blipFill>
+                  <pic:spPr bwMode="auto">
+                    <a:xfrm>
+                      <a:off x="0" y="0"/>
+                      <a:ext cx="5943600" cy="937467"/>
+                    </a:xfrm>
+                    <a:prstGeom prst="rect">
+                      <a:avLst/>
+                    </a:prstGeom>
+                    <a:noFill/>
+                    <a:ln w="9525">
+                      <a:noFill/>
+                      <a:headEnd/>
+                      <a:tailEnd/>
+                    </a:ln>
+                  </pic:spPr>
+                </pic:pic>
+              </a:graphicData>
+            </a:graphic>
+          </wp:inline>
+        </w:drawing>
       </w:r>
     </w:p>
     <w:p>
@@ -3286,8 +3793,8 @@
         </w:pict>
       </w:r>
     </w:p>
-    <w:bookmarkEnd w:id="18"/>
-    <w:bookmarkStart w:id="20" w:name="X23b1a9f6655bc2605b07394ce22b15f25ef7762"/>
+    <w:bookmarkEnd w:id="39"/>
+    <w:bookmarkStart w:id="44" w:name="X23b1a9f6655bc2605b07394ce22b15f25ef7762"/>
     <w:p>
       <w:pPr>
         <w:pStyle w:val="Heading2"/>
@@ -3627,6 +4134,53 @@
     </w:p>
     <w:p>
       <w:pPr>
+        <w:pStyle w:val="BodyText"/>
+      </w:pPr>
+      <w:r>
+        <w:drawing>
+          <wp:inline>
+            <wp:extent cx="5943600" cy="775369"/>
+            <wp:effectExtent b="0" l="0" r="0" t="0"/>
+            <wp:docPr descr="The same Service: exit=6 by name, http=200 by ClusterIP — the network is fine, the lookup is not" title="" id="41" name="Picture"/>
+            <a:graphic>
+              <a:graphicData uri="http://schemas.openxmlformats.org/drawingml/2006/picture">
+                <pic:pic>
+                  <pic:nvPicPr>
+                    <pic:cNvPr descr="../../artifacts/lab-26/screenshots/08-name-fails-address-works.png" id="42" name="Picture"/>
+                    <pic:cNvPicPr>
+                      <a:picLocks noChangeArrowheads="1" noChangeAspect="1"/>
+                    </pic:cNvPicPr>
+                  </pic:nvPicPr>
+                  <pic:blipFill>
+                    <a:blip r:embed="rId40"/>
+                    <a:stretch>
+                      <a:fillRect/>
+                    </a:stretch>
+                  </pic:blipFill>
+                  <pic:spPr bwMode="auto">
+                    <a:xfrm>
+                      <a:off x="0" y="0"/>
+                      <a:ext cx="5943600" cy="775369"/>
+                    </a:xfrm>
+                    <a:prstGeom prst="rect">
+                      <a:avLst/>
+                    </a:prstGeom>
+                    <a:noFill/>
+                    <a:ln w="9525">
+                      <a:noFill/>
+                      <a:headEnd/>
+                      <a:tailEnd/>
+                    </a:ln>
+                  </pic:spPr>
+                </pic:pic>
+              </a:graphicData>
+            </a:graphic>
+          </wp:inline>
+        </w:drawing>
+      </w:r>
+    </w:p>
+    <w:p>
+      <w:pPr>
         <w:pStyle w:val="SourceCode"/>
       </w:pPr>
       <w:r>
@@ -4380,7 +4934,7 @@
       <w:r>
         <w:t xml:space="preserve"> </w:t>
       </w:r>
-      <w:hyperlink r:id="rId19">
+      <w:hyperlink r:id="rId43">
         <w:r>
           <w:rPr>
             <w:rStyle w:val="Hyperlink"/>
@@ -4402,8 +4956,8 @@
         </w:pict>
       </w:r>
     </w:p>
-    <w:bookmarkEnd w:id="20"/>
-    <w:bookmarkStart w:id="21" w:name="Xb89ef42c6499f7d9031181a5a804d769a6b9ad7"/>
+    <w:bookmarkEnd w:id="44"/>
+    <w:bookmarkStart w:id="48" w:name="Xb89ef42c6499f7d9031181a5a804d769a6b9ad7"/>
     <w:p>
       <w:pPr>
         <w:pStyle w:val="Heading2"/>
@@ -4624,6 +5178,53 @@
       </w:r>
       <w:r>
         <w:t xml:space="preserve">(2 CPU × 2 parallel pods). There are no Pods, no errors and no events in the namespace — which is exactly why teams miss this one in triage.</w:t>
+      </w:r>
+    </w:p>
+    <w:p>
+      <w:pPr>
+        <w:pStyle w:val="BodyText"/>
+      </w:pPr>
+      <w:r>
+        <w:drawing>
+          <wp:inline>
+            <wp:extent cx="5943600" cy="856418"/>
+            <wp:effectExtent b="0" l="0" r="0" t="0"/>
+            <wp:docPr descr="The Job reporting Suspended 0/2, and Kueue's reason: current podset request (4) exceeds a maximum capacity of (1)" title="" id="46" name="Picture"/>
+            <a:graphic>
+              <a:graphicData uri="http://schemas.openxmlformats.org/drawingml/2006/picture">
+                <pic:pic>
+                  <pic:nvPicPr>
+                    <pic:cNvPr descr="../../artifacts/lab-26/screenshots/09-job-suspended-by-kueue.png" id="47" name="Picture"/>
+                    <pic:cNvPicPr>
+                      <a:picLocks noChangeArrowheads="1" noChangeAspect="1"/>
+                    </pic:cNvPicPr>
+                  </pic:nvPicPr>
+                  <pic:blipFill>
+                    <a:blip r:embed="rId45"/>
+                    <a:stretch>
+                      <a:fillRect/>
+                    </a:stretch>
+                  </pic:blipFill>
+                  <pic:spPr bwMode="auto">
+                    <a:xfrm>
+                      <a:off x="0" y="0"/>
+                      <a:ext cx="5943600" cy="856418"/>
+                    </a:xfrm>
+                    <a:prstGeom prst="rect">
+                      <a:avLst/>
+                    </a:prstGeom>
+                    <a:noFill/>
+                    <a:ln w="9525">
+                      <a:noFill/>
+                      <a:headEnd/>
+                      <a:tailEnd/>
+                    </a:ln>
+                  </pic:spPr>
+                </pic:pic>
+              </a:graphicData>
+            </a:graphic>
+          </wp:inline>
+        </w:drawing>
       </w:r>
     </w:p>
     <w:p>
@@ -4717,8 +5318,8 @@
         </w:pict>
       </w:r>
     </w:p>
-    <w:bookmarkEnd w:id="21"/>
-    <w:bookmarkStart w:id="22" w:name="Xa72a03855446e4b992086d348040ee0f5b4b3d8"/>
+    <w:bookmarkEnd w:id="48"/>
+    <w:bookmarkStart w:id="57" w:name="Xa72a03855446e4b992086d348040ee0f5b4b3d8"/>
     <w:p>
       <w:pPr>
         <w:pStyle w:val="Heading2"/>
@@ -5067,6 +5668,209 @@
       </w:r>
       <w:r>
         <w:t xml:space="preserve">fault's verification last. Fixing the scheduling fault created Pods; creating Pods wrote to etcd. Confirm etcd is still healthy after everything else you did.</w:t>
+      </w:r>
+    </w:p>
+    <w:p>
+      <w:pPr>
+        <w:pStyle w:val="BodyText"/>
+      </w:pPr>
+      <w:r>
+        <w:t xml:space="preserve">A one-screen check across all six domains —</w:t>
+      </w:r>
+      <w:r>
+        <w:t xml:space="preserve"> </w:t>
+      </w:r>
+      <w:hyperlink r:id="rId49">
+        <w:r>
+          <w:rPr>
+            <w:rStyle w:val="VerbatimChar"/>
+          </w:rPr>
+          <w:t xml:space="preserve">artifacts/lab-26/verify.sh</w:t>
+        </w:r>
+      </w:hyperlink>
+      <w:r>
+        <w:t xml:space="preserve"> </w:t>
+      </w:r>
+      <w:r>
+        <w:t xml:space="preserve">runs exactly these, using the</w:t>
+      </w:r>
+      <w:r>
+        <w:t xml:space="preserve"> </w:t>
+      </w:r>
+      <w:hyperlink r:id="rId50">
+        <w:r>
+          <w:rPr>
+            <w:rStyle w:val="VerbatimChar"/>
+          </w:rPr>
+          <w:t xml:space="preserve">ec</w:t>
+        </w:r>
+      </w:hyperlink>
+      <w:r>
+        <w:t xml:space="preserve"> </w:t>
+      </w:r>
+      <w:r>
+        <w:t xml:space="preserve">wrapper for the long</w:t>
+      </w:r>
+      <w:r>
+        <w:t xml:space="preserve"> </w:t>
+      </w:r>
+      <w:r>
+        <w:rPr>
+          <w:rStyle w:val="VerbatimChar"/>
+        </w:rPr>
+        <w:t xml:space="preserve">etcdctl</w:t>
+      </w:r>
+      <w:r>
+        <w:t xml:space="preserve"> </w:t>
+      </w:r>
+      <w:r>
+        <w:t xml:space="preserve">invocation:</w:t>
+      </w:r>
+    </w:p>
+    <w:p>
+      <w:pPr>
+        <w:pStyle w:val="BodyText"/>
+      </w:pPr>
+      <w:r>
+        <w:drawing>
+          <wp:inline>
+            <wp:extent cx="5943600" cy="937467"/>
+            <wp:effectExtent b="0" l="0" r="0" t="0"/>
+            <wp:docPr descr="All six domains verified after remediation: etcd 2.1 MB with 0% unused, APF widened to shares=20 response=Queue, the ledger gone, checkout 2/2, DNS resolving by name, and the batch Job admitted and Running" title="" id="52" name="Picture"/>
+            <a:graphic>
+              <a:graphicData uri="http://schemas.openxmlformats.org/drawingml/2006/picture">
+                <pic:pic>
+                  <pic:nvPicPr>
+                    <pic:cNvPr descr="../../artifacts/lab-26/screenshots/10-all-six-resolved.png" id="53" name="Picture"/>
+                    <pic:cNvPicPr>
+                      <a:picLocks noChangeArrowheads="1" noChangeAspect="1"/>
+                    </pic:cNvPicPr>
+                  </pic:nvPicPr>
+                  <pic:blipFill>
+                    <a:blip r:embed="rId51"/>
+                    <a:stretch>
+                      <a:fillRect/>
+                    </a:stretch>
+                  </pic:blipFill>
+                  <pic:spPr bwMode="auto">
+                    <a:xfrm>
+                      <a:off x="0" y="0"/>
+                      <a:ext cx="5943600" cy="937467"/>
+                    </a:xfrm>
+                    <a:prstGeom prst="rect">
+                      <a:avLst/>
+                    </a:prstGeom>
+                    <a:noFill/>
+                    <a:ln w="9525">
+                      <a:noFill/>
+                      <a:headEnd/>
+                      <a:tailEnd/>
+                    </a:ln>
+                  </pic:spPr>
+                </pic:pic>
+              </a:graphicData>
+            </a:graphic>
+          </wp:inline>
+        </w:drawing>
+      </w:r>
+    </w:p>
+    <w:p>
+      <w:pPr>
+        <w:pStyle w:val="BodyText"/>
+      </w:pPr>
+      <w:r>
+        <w:drawing>
+          <wp:inline>
+            <wp:extent cx="5943600" cy="1342713"/>
+            <wp:effectExtent b="0" l="0" r="0" t="0"/>
+            <wp:docPr descr="The shop namespace with every Pod Running, including both checkout replicas and both revenue-rollup Pods" title="" id="55" name="Picture"/>
+            <a:graphic>
+              <a:graphicData uri="http://schemas.openxmlformats.org/drawingml/2006/picture">
+                <pic:pic>
+                  <pic:nvPicPr>
+                    <pic:cNvPr descr="../../artifacts/lab-26/screenshots/11-cluster-healthy.png" id="56" name="Picture"/>
+                    <pic:cNvPicPr>
+                      <a:picLocks noChangeArrowheads="1" noChangeAspect="1"/>
+                    </pic:cNvPicPr>
+                  </pic:nvPicPr>
+                  <pic:blipFill>
+                    <a:blip r:embed="rId54"/>
+                    <a:stretch>
+                      <a:fillRect/>
+                    </a:stretch>
+                  </pic:blipFill>
+                  <pic:spPr bwMode="auto">
+                    <a:xfrm>
+                      <a:off x="0" y="0"/>
+                      <a:ext cx="5943600" cy="1342713"/>
+                    </a:xfrm>
+                    <a:prstGeom prst="rect">
+                      <a:avLst/>
+                    </a:prstGeom>
+                    <a:noFill/>
+                    <a:ln w="9525">
+                      <a:noFill/>
+                      <a:headEnd/>
+                      <a:tailEnd/>
+                    </a:ln>
+                  </pic:spPr>
+                </pic:pic>
+              </a:graphicData>
+            </a:graphic>
+          </wp:inline>
+        </w:drawing>
+      </w:r>
+    </w:p>
+    <w:p>
+      <w:pPr>
+        <w:pStyle w:val="BlockText"/>
+      </w:pPr>
+      <w:r>
+        <w:t xml:space="preserve">⚠️</w:t>
+      </w:r>
+      <w:r>
+        <w:t xml:space="preserve"> </w:t>
+      </w:r>
+      <w:r>
+        <w:rPr>
+          <w:b/>
+          <w:bCs/>
+        </w:rPr>
+        <w:t xml:space="preserve">Note on the etcd numbers.</w:t>
+      </w:r>
+      <w:r>
+        <w:t xml:space="preserve"> </w:t>
+      </w:r>
+      <w:r>
+        <w:t xml:space="preserve">The capture above shows</w:t>
+      </w:r>
+      <w:r>
+        <w:t xml:space="preserve"> </w:t>
+      </w:r>
+      <w:r>
+        <w:rPr>
+          <w:b/>
+          <w:bCs/>
+        </w:rPr>
+        <w:t xml:space="preserve">2.1 MB</w:t>
+      </w:r>
+      <w:r>
+        <w:t xml:space="preserve"> </w:t>
+      </w:r>
+      <w:r>
+        <w:t xml:space="preserve">— larger than the 1.4 MB</w:t>
+      </w:r>
+      <w:r>
+        <w:t xml:space="preserve"> </w:t>
+      </w:r>
+      <w:r>
+        <w:t xml:space="preserve">straight after the defrag, because the five later fixes each wrote to etcd. That growth is the</w:t>
+      </w:r>
+      <w:r>
+        <w:t xml:space="preserve"> </w:t>
+      </w:r>
+      <w:r>
+        <w:t xml:space="preserve">point of the check: verify the first fault last.</w:t>
       </w:r>
     </w:p>
     <w:p>
@@ -5076,8 +5880,8 @@
         </w:pict>
       </w:r>
     </w:p>
-    <w:bookmarkEnd w:id="22"/>
-    <w:bookmarkStart w:id="23" w:name="step-9--the-postmortem-15-min"/>
+    <w:bookmarkEnd w:id="57"/>
+    <w:bookmarkStart w:id="58" w:name="step-9--the-postmortem-15-min"/>
     <w:p>
       <w:pPr>
         <w:pStyle w:val="Heading2"/>
@@ -5250,8 +6054,8 @@
         </w:pict>
       </w:r>
     </w:p>
-    <w:bookmarkEnd w:id="23"/>
-    <w:bookmarkStart w:id="25" w:name="scoring"/>
+    <w:bookmarkEnd w:id="58"/>
+    <w:bookmarkStart w:id="60" w:name="scoring"/>
     <w:p>
       <w:pPr>
         <w:pStyle w:val="Heading2"/>
@@ -5599,7 +6403,7 @@
       <w:r>
         <w:t xml:space="preserve"> </w:t>
       </w:r>
-      <w:hyperlink r:id="rId24">
+      <w:hyperlink r:id="rId59">
         <w:r>
           <w:rPr>
             <w:rStyle w:val="VerbatimChar"/>
@@ -5648,8 +6452,8 @@
         </w:pict>
       </w:r>
     </w:p>
-    <w:bookmarkEnd w:id="25"/>
-    <w:bookmarkStart w:id="26" w:name="step-10--clean-up"/>
+    <w:bookmarkEnd w:id="60"/>
+    <w:bookmarkStart w:id="61" w:name="step-10--clean-up"/>
     <w:p>
       <w:pPr>
         <w:pStyle w:val="Heading2"/>
@@ -5694,8 +6498,8 @@
         </w:pict>
       </w:r>
     </w:p>
-    <w:bookmarkEnd w:id="26"/>
-    <w:bookmarkStart w:id="27" w:name="what-you-learned"/>
+    <w:bookmarkEnd w:id="61"/>
+    <w:bookmarkStart w:id="62" w:name="what-you-learned"/>
     <w:p>
       <w:pPr>
         <w:pStyle w:val="Heading2"/>
@@ -6157,8 +6961,8 @@
         </w:tc>
       </w:tr>
     </w:tbl>
-    <w:bookmarkEnd w:id="27"/>
-    <w:bookmarkStart w:id="30" w:name="evidence"/>
+    <w:bookmarkEnd w:id="62"/>
+    <w:bookmarkStart w:id="66" w:name="evidence"/>
     <w:p>
       <w:pPr>
         <w:pStyle w:val="Heading2"/>
@@ -6177,7 +6981,7 @@
       <w:r>
         <w:t xml:space="preserve"> </w:t>
       </w:r>
-      <w:hyperlink r:id="rId28">
+      <w:hyperlink r:id="rId63">
         <w:r>
           <w:rPr>
             <w:rStyle w:val="VerbatimChar"/>
@@ -6202,7 +7006,7 @@
       <w:r>
         <w:t xml:space="preserve"> </w:t>
       </w:r>
-      <w:hyperlink r:id="rId24">
+      <w:hyperlink r:id="rId59">
         <w:r>
           <w:rPr>
             <w:rStyle w:val="VerbatimChar"/>
@@ -6216,32 +7020,60 @@
     </w:p>
     <w:p>
       <w:pPr>
-        <w:pStyle w:val="BlockText"/>
-      </w:pPr>
-      <w:r>
-        <w:t xml:space="preserve">📷</w:t>
-      </w:r>
-      <w:r>
-        <w:t xml:space="preserve"> </w:t>
-      </w:r>
-      <w:r>
-        <w:rPr>
-          <w:b/>
-          <w:bCs/>
-        </w:rPr>
-        <w:t xml:space="preserve">Screenshots outstanding.</w:t>
-      </w:r>
-      <w:r>
-        <w:t xml:space="preserve"> </w:t>
-      </w:r>
-      <w:r>
-        <w:t xml:space="preserve">Terminal captures for this lab have not been taken. The transcript</w:t>
-      </w:r>
-      <w:r>
-        <w:t xml:space="preserve"> </w:t>
-      </w:r>
-      <w:r>
-        <w:t xml:space="preserve">is the authoritative record until they are.</w:t>
+        <w:pStyle w:val="BodyText"/>
+      </w:pPr>
+      <w:r>
+        <w:t xml:space="preserve">Real terminal captures are in</w:t>
+      </w:r>
+      <w:r>
+        <w:t xml:space="preserve"> </w:t>
+      </w:r>
+      <w:hyperlink r:id="rId64">
+        <w:r>
+          <w:rPr>
+            <w:rStyle w:val="VerbatimChar"/>
+          </w:rPr>
+          <w:t xml:space="preserve">artifacts/lab-26/screenshots/</w:t>
+        </w:r>
+      </w:hyperlink>
+      <w:r>
+        <w:t xml:space="preserve"> </w:t>
+      </w:r>
+      <w:r>
+        <w:t xml:space="preserve">(11 images) from a live war-room run on 2026-09-27 — a fresh 3-node</w:t>
+      </w:r>
+      <w:r>
+        <w:t xml:space="preserve"> </w:t>
+      </w:r>
+      <w:r>
+        <w:rPr>
+          <w:rStyle w:val="VerbatimChar"/>
+        </w:rPr>
+        <w:t xml:space="preserve">kind</w:t>
+      </w:r>
+      <w:r>
+        <w:t xml:space="preserve"> </w:t>
+      </w:r>
+      <w:r>
+        <w:t xml:space="preserve">cluster seeded with</w:t>
+      </w:r>
+      <w:r>
+        <w:t xml:space="preserve"> </w:t>
+      </w:r>
+      <w:r>
+        <w:rPr>
+          <w:rStyle w:val="VerbatimChar"/>
+        </w:rPr>
+        <w:t xml:space="preserve">seed-warroom.sh</w:t>
+      </w:r>
+      <w:r>
+        <w:t xml:space="preserve">, Kubernetes 1.37.0, Kueue v0.14.2. All six faults were diagnosed and remediated in</w:t>
+      </w:r>
+      <w:r>
+        <w:t xml:space="preserve"> </w:t>
+      </w:r>
+      <w:r>
+        <w:t xml:space="preserve">that run; the last two images are the verification.</w:t>
       </w:r>
     </w:p>
     <w:p>
@@ -6265,7 +7097,7 @@
       <w:r>
         <w:t xml:space="preserve"> </w:t>
       </w:r>
-      <w:hyperlink r:id="rId29">
+      <w:hyperlink r:id="rId65">
         <w:r>
           <w:rPr>
             <w:rStyle w:val="Hyperlink"/>
@@ -6280,7 +7112,7 @@
         <w:t xml:space="preserve">runs a different six fault domains (scheduling, image, config, networking, storage, lifecycle) on a cloud cluster.</w:t>
       </w:r>
     </w:p>
-    <w:bookmarkEnd w:id="30"/>
+    <w:bookmarkEnd w:id="66"/>
     <w:sectPr>
       <w:pgSz w:h="15840" w:w="12240"/>
       <w:pgMar w:bottom="1440" w:footer="720" w:gutter="0" w:header="720" w:left="1440" w:right="1440" w:top="1440"/>
